--- a/About Us.docx
+++ b/About Us.docx
@@ -4,74 +4,132 @@
   <w:body>
     <w:p>
       <w:pPr>
+        <w:pStyle w:val="Title"/>
         <w:jc w:val="center"/>
+      </w:pPr>
+      <w:r>
+        <w:t>About Us</w:t>
+      </w:r>
+    </w:p>
+    <w:p>
+      <w:pPr>
+        <w:pStyle w:val="Heading1"/>
+        <w:jc w:val="center"/>
+        <w:rPr>
+          <w:color w:val="000000" w:themeColor="text1"/>
+        </w:rPr>
+      </w:pPr>
+      <w:r>
+        <w:rPr>
+          <w:color w:val="000000" w:themeColor="text1"/>
+        </w:rPr>
+        <w:t xml:space="preserve">Driving Efficiency </w:t>
+      </w:r>
+      <w:proofErr w:type="gramStart"/>
+      <w:r>
+        <w:rPr>
+          <w:color w:val="000000" w:themeColor="text1"/>
+        </w:rPr>
+        <w:t>Through</w:t>
+      </w:r>
+      <w:proofErr w:type="gramEnd"/>
+      <w:r>
+        <w:rPr>
+          <w:color w:val="000000" w:themeColor="text1"/>
+        </w:rPr>
+        <w:t xml:space="preserve"> Innovation</w:t>
+      </w:r>
+    </w:p>
+    <w:p>
+      <w:pPr>
         <w:rPr>
           <w:b/>
         </w:rPr>
       </w:pPr>
-      <w:r>
-        <w:rPr>
-          <w:b/>
-        </w:rPr>
-        <w:t>About Us: Driving Efficiency Through Innovation</w:t>
-      </w:r>
-    </w:p>
-    <w:p>
-      <w:pPr>
-        <w:rPr>
-          <w:b/>
-        </w:rPr>
-      </w:pPr>
-    </w:p>
-    <w:p>
-      <w:pPr>
-        <w:rPr>
-          <w:b/>
-        </w:rPr>
-      </w:pPr>
-      <w:r>
-        <w:rPr>
-          <w:b/>
-        </w:rPr>
+    </w:p>
+    <w:p>
+      <w:pPr>
+        <w:pStyle w:val="Heading2"/>
+      </w:pPr>
+      <w:r>
         <w:t>Our Mission</w:t>
       </w:r>
     </w:p>
     <w:p>
-      <w:r>
+      <w:pPr>
+        <w:rPr>
+          <w:rFonts w:ascii="Bahnschrift SemiLight" w:hAnsi="Bahnschrift SemiLight"/>
+        </w:rPr>
+      </w:pPr>
+      <w:r>
+        <w:rPr>
+          <w:rFonts w:ascii="Bahnschrift SemiLight" w:hAnsi="Bahnschrift SemiLight"/>
+        </w:rPr>
         <w:t xml:space="preserve">At </w:t>
       </w:r>
       <w:proofErr w:type="spellStart"/>
       <w:r>
+        <w:rPr>
+          <w:rFonts w:ascii="Bahnschrift SemiLight" w:hAnsi="Bahnschrift SemiLight"/>
+        </w:rPr>
         <w:t>Vandin</w:t>
       </w:r>
       <w:proofErr w:type="spellEnd"/>
       <w:r>
-        <w:t xml:space="preserve"> Software Company, we believe that business growth should never be hindered by missed opportunities. Our mission is to simplify the complex world of client management by providing intuitive, automated, and powerful software solutions that allow you to focus on what you do best: building relationships and closing deals.</w:t>
+        <w:rPr>
+          <w:rFonts w:ascii="Bahnschrift SemiLight" w:hAnsi="Bahnschrift SemiLight"/>
+        </w:rPr>
+        <w:t xml:space="preserve"> Software Company, we believe that business growt</w:t>
+      </w:r>
+      <w:bookmarkStart w:id="0" w:name="_GoBack"/>
+      <w:bookmarkEnd w:id="0"/>
+      <w:r>
+        <w:rPr>
+          <w:rFonts w:ascii="Bahnschrift SemiLight" w:hAnsi="Bahnschrift SemiLight"/>
+        </w:rPr>
+        <w:t>h should never be hindered by missed opportunities. Our mission is to simplify the complex world of client management by providing intuitive, automated, and powerful software solutions that allow you to focus on what you do best: building relationships and closing deals.</w:t>
       </w:r>
     </w:p>
     <w:p/>
     <w:p/>
     <w:p>
       <w:pPr>
-        <w:rPr>
-          <w:b/>
-        </w:rPr>
-      </w:pPr>
-      <w:r>
-        <w:rPr>
-          <w:b/>
-        </w:rPr>
+        <w:pStyle w:val="Heading2"/>
+      </w:pPr>
+      <w:r>
         <w:t>Who We Are</w:t>
       </w:r>
     </w:p>
     <w:p>
-      <w:r>
+      <w:pPr>
+        <w:rPr>
+          <w:rFonts w:ascii="Bahnschrift SemiLight" w:hAnsi="Bahnschrift SemiLight"/>
+        </w:rPr>
+      </w:pPr>
+      <w:r>
+        <w:rPr>
+          <w:rFonts w:ascii="Bahnschrift SemiLight" w:hAnsi="Bahnschrift SemiLight"/>
+        </w:rPr>
         <w:t xml:space="preserve">We are a team of software engineers, data strategists, software Sales Professionals and customer success advocates dedicated to the belief that successful people keep moving. </w:t>
       </w:r>
     </w:p>
-    <w:p/>
-    <w:p>
-      <w:r>
+    <w:p>
+      <w:pPr>
+        <w:rPr>
+          <w:rFonts w:ascii="Bahnschrift SemiLight" w:hAnsi="Bahnschrift SemiLight"/>
+        </w:rPr>
+      </w:pPr>
+    </w:p>
+    <w:p>
+      <w:pPr>
+        <w:rPr>
+          <w:rFonts w:ascii="Bahnschrift SemiLight" w:hAnsi="Bahnschrift SemiLight"/>
+        </w:rPr>
+      </w:pPr>
+      <w:r>
+        <w:rPr>
+          <w:rFonts w:ascii="Bahnschrift SemiLight" w:hAnsi="Bahnschrift SemiLight"/>
+        </w:rPr>
         <w:t>We understand that in a fast-paced market, "inquiries" are more than just data points—they are the lifeblood of your business. That is why we built a platform that ensures you never lose track of a prospective client again.</w:t>
       </w:r>
     </w:p>
@@ -79,61 +137,90 @@
     <w:p/>
     <w:p>
       <w:pPr>
-        <w:rPr>
-          <w:b/>
-        </w:rPr>
-      </w:pPr>
-      <w:r>
-        <w:rPr>
-          <w:b/>
-        </w:rPr>
+        <w:pStyle w:val="Heading2"/>
+      </w:pPr>
+      <w:r>
         <w:t>Why Choose Us?</w:t>
       </w:r>
     </w:p>
     <w:p>
-      <w:r>
+      <w:pPr>
+        <w:rPr>
+          <w:rFonts w:ascii="Bahnschrift SemiLight" w:hAnsi="Bahnschrift SemiLight"/>
+        </w:rPr>
+      </w:pPr>
+      <w:r>
+        <w:rPr>
+          <w:rFonts w:ascii="Bahnschrift SemiLight" w:hAnsi="Bahnschrift SemiLight"/>
+        </w:rPr>
         <w:t>Our software doesn't just store data; it reminds you when it’s time to follow up, turning potential leads into long-term partnerships.</w:t>
       </w:r>
     </w:p>
+    <w:p>
+      <w:pPr>
+        <w:rPr>
+          <w:rFonts w:ascii="Bahnschrift SemiLight" w:hAnsi="Bahnschrift SemiLight"/>
+        </w:rPr>
+      </w:pPr>
+    </w:p>
+    <w:p>
+      <w:pPr>
+        <w:rPr>
+          <w:rFonts w:ascii="Bahnschrift SemiLight" w:hAnsi="Bahnschrift SemiLight"/>
+        </w:rPr>
+      </w:pPr>
+      <w:r>
+        <w:rPr>
+          <w:rFonts w:ascii="Bahnschrift SemiLight" w:hAnsi="Bahnschrift SemiLight"/>
+        </w:rPr>
+        <w:t>We believe technology should work for you, not the other way around. Our interface is designed to be seamless, reducing administrative friction so you can maintain your momentum.</w:t>
+      </w:r>
+    </w:p>
+    <w:p>
+      <w:pPr>
+        <w:rPr>
+          <w:rFonts w:ascii="Bahnschrift SemiLight" w:hAnsi="Bahnschrift SemiLight"/>
+        </w:rPr>
+      </w:pPr>
+    </w:p>
+    <w:p>
+      <w:pPr>
+        <w:rPr>
+          <w:rFonts w:ascii="Bahnschrift SemiLight" w:hAnsi="Bahnschrift SemiLight"/>
+        </w:rPr>
+      </w:pPr>
+      <w:r>
+        <w:rPr>
+          <w:rFonts w:ascii="Bahnschrift SemiLight" w:hAnsi="Bahnschrift SemiLight"/>
+        </w:rPr>
+        <w:t>We are obsessed with efficiency, Commitment to Growth. By automating the routine, we empower you to spend more time on the strategic work that drives your business forward.</w:t>
+      </w:r>
+    </w:p>
     <w:p/>
     <w:p>
-      <w:r>
-        <w:t>We believe technology should work for you, not the other way around. Our interface is designed to be seamless, reducing administrative friction so you can maintain your momentum.</w:t>
-      </w:r>
-    </w:p>
-    <w:p/>
-    <w:p>
-      <w:r>
-        <w:t>We are obsessed with efficiency, Commitment to Growth. By automating the routine, we empower you to spend more time on the strategic work that drives your business forward.</w:t>
-      </w:r>
-    </w:p>
-    <w:p/>
-    <w:p>
-      <w:pPr>
-        <w:rPr>
-          <w:b/>
-        </w:rPr>
-      </w:pPr>
-      <w:r>
-        <w:rPr>
-          <w:b/>
-        </w:rPr>
+      <w:pPr>
+        <w:pStyle w:val="Heading2"/>
+      </w:pPr>
+      <w:r>
         <w:t>Our Vision</w:t>
       </w:r>
     </w:p>
     <w:p>
-      <w:r>
-        <w:t>We envision a future where business communication is effortless. We are constantly iterating our technology to ensure that as your business scales, your management tools evolve with you. Because when your processes are stream</w:t>
-      </w:r>
-      <w:bookmarkStart w:id="0" w:name="_GoBack"/>
-      <w:bookmarkEnd w:id="0"/>
-      <w:r>
-        <w:t>lined, the only direction you can go is up.</w:t>
+      <w:pPr>
+        <w:rPr>
+          <w:rFonts w:ascii="Bahnschrift SemiLight" w:hAnsi="Bahnschrift SemiLight"/>
+        </w:rPr>
+      </w:pPr>
+      <w:r>
+        <w:rPr>
+          <w:rFonts w:ascii="Bahnschrift SemiLight" w:hAnsi="Bahnschrift SemiLight"/>
+        </w:rPr>
+        <w:t>We envision a future where business communication is effortless. We are constantly iterating our technology to ensure that as your business scales, your management tools evolve with you. Because when your processes are streamlined, the only direction you can go is up.</w:t>
       </w:r>
     </w:p>
     <w:sectPr>
       <w:pgSz w:w="11906" w:h="16838" w:code="9"/>
-      <w:pgMar w:top="720" w:right="720" w:bottom="720" w:left="720" w:header="720" w:footer="720" w:gutter="0"/>
+      <w:pgMar w:top="1440" w:right="1440" w:bottom="1440" w:left="1440" w:header="720" w:footer="720" w:gutter="0"/>
       <w:cols w:space="708"/>
       <w:docGrid w:linePitch="360"/>
     </w:sectPr>
@@ -297,6 +384,53 @@
     <w:name w:val="Normal"/>
     <w:qFormat/>
   </w:style>
+  <w:style w:type="paragraph" w:styleId="Heading1">
+    <w:name w:val="heading 1"/>
+    <w:basedOn w:val="Normal"/>
+    <w:next w:val="Normal"/>
+    <w:link w:val="Heading1Char"/>
+    <w:uiPriority w:val="9"/>
+    <w:qFormat/>
+    <w:rsid w:val="008E31D5"/>
+    <w:pPr>
+      <w:keepNext/>
+      <w:keepLines/>
+      <w:spacing w:before="480"/>
+      <w:outlineLvl w:val="0"/>
+    </w:pPr>
+    <w:rPr>
+      <w:rFonts w:asciiTheme="majorHAnsi" w:eastAsiaTheme="majorEastAsia" w:hAnsiTheme="majorHAnsi" w:cstheme="majorBidi"/>
+      <w:b/>
+      <w:bCs/>
+      <w:color w:val="365F91" w:themeColor="accent1" w:themeShade="BF"/>
+      <w:sz w:val="28"/>
+      <w:szCs w:val="28"/>
+    </w:rPr>
+  </w:style>
+  <w:style w:type="paragraph" w:styleId="Heading2">
+    <w:name w:val="heading 2"/>
+    <w:basedOn w:val="Normal"/>
+    <w:next w:val="Normal"/>
+    <w:link w:val="Heading2Char"/>
+    <w:uiPriority w:val="9"/>
+    <w:unhideWhenUsed/>
+    <w:qFormat/>
+    <w:rsid w:val="008E31D5"/>
+    <w:pPr>
+      <w:keepNext/>
+      <w:keepLines/>
+      <w:spacing w:before="200"/>
+      <w:outlineLvl w:val="1"/>
+    </w:pPr>
+    <w:rPr>
+      <w:rFonts w:asciiTheme="majorHAnsi" w:eastAsiaTheme="majorEastAsia" w:hAnsiTheme="majorHAnsi" w:cstheme="majorBidi"/>
+      <w:b/>
+      <w:bCs/>
+      <w:color w:val="4F81BD" w:themeColor="accent1"/>
+      <w:sz w:val="26"/>
+      <w:szCs w:val="26"/>
+    </w:rPr>
+  </w:style>
   <w:style w:type="character" w:default="1" w:styleId="DefaultParagraphFont">
     <w:name w:val="Default Paragraph Font"/>
     <w:uiPriority w:val="1"/>
@@ -323,6 +457,75 @@
     <w:uiPriority w:val="99"/>
     <w:semiHidden/>
     <w:unhideWhenUsed/>
+  </w:style>
+  <w:style w:type="paragraph" w:styleId="Title">
+    <w:name w:val="Title"/>
+    <w:basedOn w:val="Normal"/>
+    <w:next w:val="Normal"/>
+    <w:link w:val="TitleChar"/>
+    <w:uiPriority w:val="10"/>
+    <w:qFormat/>
+    <w:rsid w:val="008E31D5"/>
+    <w:pPr>
+      <w:pBdr>
+        <w:bottom w:val="single" w:sz="8" w:space="4" w:color="4F81BD" w:themeColor="accent1"/>
+      </w:pBdr>
+      <w:spacing w:after="300"/>
+      <w:contextualSpacing/>
+    </w:pPr>
+    <w:rPr>
+      <w:rFonts w:asciiTheme="majorHAnsi" w:eastAsiaTheme="majorEastAsia" w:hAnsiTheme="majorHAnsi" w:cstheme="majorBidi"/>
+      <w:color w:val="17365D" w:themeColor="text2" w:themeShade="BF"/>
+      <w:spacing w:val="5"/>
+      <w:kern w:val="28"/>
+      <w:sz w:val="52"/>
+      <w:szCs w:val="52"/>
+    </w:rPr>
+  </w:style>
+  <w:style w:type="character" w:customStyle="1" w:styleId="TitleChar">
+    <w:name w:val="Title Char"/>
+    <w:basedOn w:val="DefaultParagraphFont"/>
+    <w:link w:val="Title"/>
+    <w:uiPriority w:val="10"/>
+    <w:rsid w:val="008E31D5"/>
+    <w:rPr>
+      <w:rFonts w:asciiTheme="majorHAnsi" w:eastAsiaTheme="majorEastAsia" w:hAnsiTheme="majorHAnsi" w:cstheme="majorBidi"/>
+      <w:color w:val="17365D" w:themeColor="text2" w:themeShade="BF"/>
+      <w:spacing w:val="5"/>
+      <w:kern w:val="28"/>
+      <w:sz w:val="52"/>
+      <w:szCs w:val="52"/>
+    </w:rPr>
+  </w:style>
+  <w:style w:type="character" w:customStyle="1" w:styleId="Heading1Char">
+    <w:name w:val="Heading 1 Char"/>
+    <w:basedOn w:val="DefaultParagraphFont"/>
+    <w:link w:val="Heading1"/>
+    <w:uiPriority w:val="9"/>
+    <w:rsid w:val="008E31D5"/>
+    <w:rPr>
+      <w:rFonts w:asciiTheme="majorHAnsi" w:eastAsiaTheme="majorEastAsia" w:hAnsiTheme="majorHAnsi" w:cstheme="majorBidi"/>
+      <w:b/>
+      <w:bCs/>
+      <w:color w:val="365F91" w:themeColor="accent1" w:themeShade="BF"/>
+      <w:sz w:val="28"/>
+      <w:szCs w:val="28"/>
+    </w:rPr>
+  </w:style>
+  <w:style w:type="character" w:customStyle="1" w:styleId="Heading2Char">
+    <w:name w:val="Heading 2 Char"/>
+    <w:basedOn w:val="DefaultParagraphFont"/>
+    <w:link w:val="Heading2"/>
+    <w:uiPriority w:val="9"/>
+    <w:rsid w:val="008E31D5"/>
+    <w:rPr>
+      <w:rFonts w:asciiTheme="majorHAnsi" w:eastAsiaTheme="majorEastAsia" w:hAnsiTheme="majorHAnsi" w:cstheme="majorBidi"/>
+      <w:b/>
+      <w:bCs/>
+      <w:color w:val="4F81BD" w:themeColor="accent1"/>
+      <w:sz w:val="26"/>
+      <w:szCs w:val="26"/>
+    </w:rPr>
   </w:style>
 </w:styles>
 </file>
@@ -483,6 +686,53 @@
     <w:name w:val="Normal"/>
     <w:qFormat/>
   </w:style>
+  <w:style w:type="paragraph" w:styleId="Heading1">
+    <w:name w:val="heading 1"/>
+    <w:basedOn w:val="Normal"/>
+    <w:next w:val="Normal"/>
+    <w:link w:val="Heading1Char"/>
+    <w:uiPriority w:val="9"/>
+    <w:qFormat/>
+    <w:rsid w:val="008E31D5"/>
+    <w:pPr>
+      <w:keepNext/>
+      <w:keepLines/>
+      <w:spacing w:before="480"/>
+      <w:outlineLvl w:val="0"/>
+    </w:pPr>
+    <w:rPr>
+      <w:rFonts w:asciiTheme="majorHAnsi" w:eastAsiaTheme="majorEastAsia" w:hAnsiTheme="majorHAnsi" w:cstheme="majorBidi"/>
+      <w:b/>
+      <w:bCs/>
+      <w:color w:val="365F91" w:themeColor="accent1" w:themeShade="BF"/>
+      <w:sz w:val="28"/>
+      <w:szCs w:val="28"/>
+    </w:rPr>
+  </w:style>
+  <w:style w:type="paragraph" w:styleId="Heading2">
+    <w:name w:val="heading 2"/>
+    <w:basedOn w:val="Normal"/>
+    <w:next w:val="Normal"/>
+    <w:link w:val="Heading2Char"/>
+    <w:uiPriority w:val="9"/>
+    <w:unhideWhenUsed/>
+    <w:qFormat/>
+    <w:rsid w:val="008E31D5"/>
+    <w:pPr>
+      <w:keepNext/>
+      <w:keepLines/>
+      <w:spacing w:before="200"/>
+      <w:outlineLvl w:val="1"/>
+    </w:pPr>
+    <w:rPr>
+      <w:rFonts w:asciiTheme="majorHAnsi" w:eastAsiaTheme="majorEastAsia" w:hAnsiTheme="majorHAnsi" w:cstheme="majorBidi"/>
+      <w:b/>
+      <w:bCs/>
+      <w:color w:val="4F81BD" w:themeColor="accent1"/>
+      <w:sz w:val="26"/>
+      <w:szCs w:val="26"/>
+    </w:rPr>
+  </w:style>
   <w:style w:type="character" w:default="1" w:styleId="DefaultParagraphFont">
     <w:name w:val="Default Paragraph Font"/>
     <w:uiPriority w:val="1"/>
@@ -509,6 +759,75 @@
     <w:uiPriority w:val="99"/>
     <w:semiHidden/>
     <w:unhideWhenUsed/>
+  </w:style>
+  <w:style w:type="paragraph" w:styleId="Title">
+    <w:name w:val="Title"/>
+    <w:basedOn w:val="Normal"/>
+    <w:next w:val="Normal"/>
+    <w:link w:val="TitleChar"/>
+    <w:uiPriority w:val="10"/>
+    <w:qFormat/>
+    <w:rsid w:val="008E31D5"/>
+    <w:pPr>
+      <w:pBdr>
+        <w:bottom w:val="single" w:sz="8" w:space="4" w:color="4F81BD" w:themeColor="accent1"/>
+      </w:pBdr>
+      <w:spacing w:after="300"/>
+      <w:contextualSpacing/>
+    </w:pPr>
+    <w:rPr>
+      <w:rFonts w:asciiTheme="majorHAnsi" w:eastAsiaTheme="majorEastAsia" w:hAnsiTheme="majorHAnsi" w:cstheme="majorBidi"/>
+      <w:color w:val="17365D" w:themeColor="text2" w:themeShade="BF"/>
+      <w:spacing w:val="5"/>
+      <w:kern w:val="28"/>
+      <w:sz w:val="52"/>
+      <w:szCs w:val="52"/>
+    </w:rPr>
+  </w:style>
+  <w:style w:type="character" w:customStyle="1" w:styleId="TitleChar">
+    <w:name w:val="Title Char"/>
+    <w:basedOn w:val="DefaultParagraphFont"/>
+    <w:link w:val="Title"/>
+    <w:uiPriority w:val="10"/>
+    <w:rsid w:val="008E31D5"/>
+    <w:rPr>
+      <w:rFonts w:asciiTheme="majorHAnsi" w:eastAsiaTheme="majorEastAsia" w:hAnsiTheme="majorHAnsi" w:cstheme="majorBidi"/>
+      <w:color w:val="17365D" w:themeColor="text2" w:themeShade="BF"/>
+      <w:spacing w:val="5"/>
+      <w:kern w:val="28"/>
+      <w:sz w:val="52"/>
+      <w:szCs w:val="52"/>
+    </w:rPr>
+  </w:style>
+  <w:style w:type="character" w:customStyle="1" w:styleId="Heading1Char">
+    <w:name w:val="Heading 1 Char"/>
+    <w:basedOn w:val="DefaultParagraphFont"/>
+    <w:link w:val="Heading1"/>
+    <w:uiPriority w:val="9"/>
+    <w:rsid w:val="008E31D5"/>
+    <w:rPr>
+      <w:rFonts w:asciiTheme="majorHAnsi" w:eastAsiaTheme="majorEastAsia" w:hAnsiTheme="majorHAnsi" w:cstheme="majorBidi"/>
+      <w:b/>
+      <w:bCs/>
+      <w:color w:val="365F91" w:themeColor="accent1" w:themeShade="BF"/>
+      <w:sz w:val="28"/>
+      <w:szCs w:val="28"/>
+    </w:rPr>
+  </w:style>
+  <w:style w:type="character" w:customStyle="1" w:styleId="Heading2Char">
+    <w:name w:val="Heading 2 Char"/>
+    <w:basedOn w:val="DefaultParagraphFont"/>
+    <w:link w:val="Heading2"/>
+    <w:uiPriority w:val="9"/>
+    <w:rsid w:val="008E31D5"/>
+    <w:rPr>
+      <w:rFonts w:asciiTheme="majorHAnsi" w:eastAsiaTheme="majorEastAsia" w:hAnsiTheme="majorHAnsi" w:cstheme="majorBidi"/>
+      <w:b/>
+      <w:bCs/>
+      <w:color w:val="4F81BD" w:themeColor="accent1"/>
+      <w:sz w:val="26"/>
+      <w:szCs w:val="26"/>
+    </w:rPr>
   </w:style>
 </w:styles>
 </file>

--- a/About Us.docx
+++ b/About Us.docx
@@ -13,29 +13,37 @@
     </w:p>
     <w:p>
       <w:pPr>
-        <w:pStyle w:val="Heading1"/>
+        <w:pStyle w:val="Heading2"/>
         <w:jc w:val="center"/>
         <w:rPr>
-          <w:color w:val="000000" w:themeColor="text1"/>
-        </w:rPr>
-      </w:pPr>
-      <w:r>
-        <w:rPr>
-          <w:color w:val="000000" w:themeColor="text1"/>
+          <w:rFonts w:eastAsia="BIZ UDPGothic"/>
+          <w:color w:val="17365D" w:themeColor="text2" w:themeShade="BF"/>
+          <w:lang w:val="en-IN" w:eastAsia="en-IN"/>
+        </w:rPr>
+      </w:pPr>
+      <w:r>
+        <w:rPr>
+          <w:rFonts w:eastAsia="BIZ UDPGothic"/>
+          <w:color w:val="17365D" w:themeColor="text2" w:themeShade="BF"/>
+          <w:lang w:val="en-IN" w:eastAsia="en-IN"/>
         </w:rPr>
         <w:t xml:space="preserve">Driving Efficiency </w:t>
       </w:r>
       <w:proofErr w:type="gramStart"/>
       <w:r>
         <w:rPr>
-          <w:color w:val="000000" w:themeColor="text1"/>
+          <w:rFonts w:eastAsia="BIZ UDPGothic"/>
+          <w:color w:val="17365D" w:themeColor="text2" w:themeShade="BF"/>
+          <w:lang w:val="en-IN" w:eastAsia="en-IN"/>
         </w:rPr>
         <w:t>Through</w:t>
       </w:r>
       <w:proofErr w:type="gramEnd"/>
       <w:r>
         <w:rPr>
-          <w:color w:val="000000" w:themeColor="text1"/>
+          <w:rFonts w:eastAsia="BIZ UDPGothic"/>
+          <w:color w:val="17365D" w:themeColor="text2" w:themeShade="BF"/>
+          <w:lang w:val="en-IN" w:eastAsia="en-IN"/>
         </w:rPr>
         <w:t xml:space="preserve"> Innovation</w:t>
       </w:r>
@@ -43,115 +51,192 @@
     <w:p>
       <w:pPr>
         <w:rPr>
-          <w:b/>
+          <w:lang w:val="en-IN" w:eastAsia="en-IN"/>
         </w:rPr>
       </w:pPr>
     </w:p>
     <w:p>
       <w:pPr>
         <w:pStyle w:val="Heading2"/>
-      </w:pPr>
-      <w:r>
-        <w:t>Our Mission</w:t>
-      </w:r>
-    </w:p>
-    <w:p>
-      <w:pPr>
-        <w:rPr>
-          <w:rFonts w:ascii="Bahnschrift SemiLight" w:hAnsi="Bahnschrift SemiLight"/>
-        </w:rPr>
-      </w:pPr>
-      <w:r>
-        <w:rPr>
-          <w:rFonts w:ascii="Bahnschrift SemiLight" w:hAnsi="Bahnschrift SemiLight"/>
-        </w:rPr>
-        <w:t xml:space="preserve">At </w:t>
-      </w:r>
-      <w:proofErr w:type="spellStart"/>
-      <w:r>
-        <w:rPr>
-          <w:rFonts w:ascii="Bahnschrift SemiLight" w:hAnsi="Bahnschrift SemiLight"/>
-        </w:rPr>
-        <w:t>Vandin</w:t>
-      </w:r>
-      <w:proofErr w:type="spellEnd"/>
-      <w:r>
-        <w:rPr>
-          <w:rFonts w:ascii="Bahnschrift SemiLight" w:hAnsi="Bahnschrift SemiLight"/>
-        </w:rPr>
-        <w:t xml:space="preserve"> Software Company, we believe that business growt</w:t>
+        <w:rPr>
+          <w:rFonts w:eastAsia="BIZ UDPGothic" w:cs="Times New Roman"/>
+          <w:color w:val="17365D" w:themeColor="text2" w:themeShade="BF"/>
+          <w:sz w:val="24"/>
+          <w:szCs w:val="24"/>
+          <w:lang w:val="en-IN" w:eastAsia="en-IN"/>
+        </w:rPr>
+      </w:pPr>
+      <w:r>
+        <w:rPr>
+          <w:rFonts w:eastAsia="BIZ UDPGothic"/>
+          <w:color w:val="17365D" w:themeColor="text2" w:themeShade="BF"/>
+          <w:lang w:val="en-IN" w:eastAsia="en-IN"/>
+        </w:rPr>
+        <w:t>Our Mi</w:t>
       </w:r>
       <w:bookmarkStart w:id="0" w:name="_GoBack"/>
       <w:bookmarkEnd w:id="0"/>
       <w:r>
         <w:rPr>
-          <w:rFonts w:ascii="Bahnschrift SemiLight" w:hAnsi="Bahnschrift SemiLight"/>
-        </w:rPr>
-        <w:t>h should never be hindered by missed opportunities. Our mission is to simplify the complex world of client management by providing intuitive, automated, and powerful software solutions that allow you to focus on what you do best: building relationships and closing deals.</w:t>
-      </w:r>
-    </w:p>
-    <w:p/>
-    <w:p/>
+          <w:rFonts w:eastAsia="BIZ UDPGothic"/>
+          <w:color w:val="17365D" w:themeColor="text2" w:themeShade="BF"/>
+          <w:lang w:val="en-IN" w:eastAsia="en-IN"/>
+        </w:rPr>
+        <w:t>ssion</w:t>
+      </w:r>
+    </w:p>
+    <w:p>
+      <w:pPr>
+        <w:rPr>
+          <w:rFonts w:ascii="Cascadia Mono Light" w:eastAsia="BIZ UDPGothic" w:hAnsi="Cascadia Mono Light" w:cs="Times New Roman"/>
+          <w:sz w:val="24"/>
+          <w:szCs w:val="24"/>
+          <w:lang w:val="en-IN" w:eastAsia="en-IN"/>
+        </w:rPr>
+      </w:pPr>
+      <w:r>
+        <w:rPr>
+          <w:rFonts w:ascii="Cascadia Mono Light" w:eastAsia="BIZ UDPGothic" w:hAnsi="Cascadia Mono Light" w:cs="Calibri"/>
+          <w:color w:val="000000"/>
+          <w:lang w:val="en-IN" w:eastAsia="en-IN"/>
+        </w:rPr>
+        <w:t xml:space="preserve">At </w:t>
+      </w:r>
+      <w:proofErr w:type="spellStart"/>
+      <w:r>
+        <w:rPr>
+          <w:rFonts w:ascii="Cascadia Mono Light" w:eastAsia="BIZ UDPGothic" w:hAnsi="Cascadia Mono Light" w:cs="Calibri"/>
+          <w:color w:val="000000"/>
+          <w:lang w:val="en-IN" w:eastAsia="en-IN"/>
+        </w:rPr>
+        <w:t>Vandin</w:t>
+      </w:r>
+      <w:proofErr w:type="spellEnd"/>
+      <w:r>
+        <w:rPr>
+          <w:rFonts w:ascii="Cascadia Mono Light" w:eastAsia="BIZ UDPGothic" w:hAnsi="Cascadia Mono Light" w:cs="Calibri"/>
+          <w:color w:val="000000"/>
+          <w:lang w:val="en-IN" w:eastAsia="en-IN"/>
+        </w:rPr>
+        <w:t xml:space="preserve"> Software Company, we believe that business growth should never be hindered by missed opportunities. Our mission is to simplify the complex world of client management by providing intuitive, automated, and powerful software solutions that allow you to focus on what you do best: Building relationships and Closing deals.</w:t>
+      </w:r>
+    </w:p>
+    <w:p>
+      <w:pPr>
+        <w:spacing w:after="240"/>
+        <w:rPr>
+          <w:rFonts w:ascii="Cascadia Mono Light" w:eastAsia="BIZ UDPGothic" w:hAnsi="Cascadia Mono Light" w:cs="Times New Roman"/>
+          <w:sz w:val="24"/>
+          <w:szCs w:val="24"/>
+          <w:lang w:val="en-IN" w:eastAsia="en-IN"/>
+        </w:rPr>
+      </w:pPr>
+    </w:p>
     <w:p>
       <w:pPr>
         <w:pStyle w:val="Heading2"/>
-      </w:pPr>
-      <w:r>
+        <w:rPr>
+          <w:rFonts w:eastAsia="BIZ UDPGothic"/>
+          <w:color w:val="17365D" w:themeColor="text2" w:themeShade="BF"/>
+          <w:lang w:val="en-IN" w:eastAsia="en-IN"/>
+        </w:rPr>
+      </w:pPr>
+      <w:r>
+        <w:rPr>
+          <w:rFonts w:eastAsia="BIZ UDPGothic"/>
+          <w:color w:val="17365D" w:themeColor="text2" w:themeShade="BF"/>
+          <w:lang w:val="en-IN" w:eastAsia="en-IN"/>
+        </w:rPr>
         <w:t>Who We Are</w:t>
       </w:r>
     </w:p>
     <w:p>
       <w:pPr>
         <w:rPr>
-          <w:rFonts w:ascii="Bahnschrift SemiLight" w:hAnsi="Bahnschrift SemiLight"/>
-        </w:rPr>
-      </w:pPr>
-      <w:r>
-        <w:rPr>
-          <w:rFonts w:ascii="Bahnschrift SemiLight" w:hAnsi="Bahnschrift SemiLight"/>
-        </w:rPr>
-        <w:t xml:space="preserve">We are a team of software engineers, data strategists, software Sales Professionals and customer success advocates dedicated to the belief that successful people keep moving. </w:t>
-      </w:r>
-    </w:p>
-    <w:p>
-      <w:pPr>
-        <w:rPr>
-          <w:rFonts w:ascii="Bahnschrift SemiLight" w:hAnsi="Bahnschrift SemiLight"/>
-        </w:rPr>
-      </w:pPr>
-    </w:p>
-    <w:p>
-      <w:pPr>
-        <w:rPr>
-          <w:rFonts w:ascii="Bahnschrift SemiLight" w:hAnsi="Bahnschrift SemiLight"/>
-        </w:rPr>
-      </w:pPr>
-      <w:r>
-        <w:rPr>
-          <w:rFonts w:ascii="Bahnschrift SemiLight" w:hAnsi="Bahnschrift SemiLight"/>
-        </w:rPr>
-        <w:t>We understand that in a fast-paced market, "inquiries" are more than just data points—they are the lifeblood of your business. That is why we built a platform that ensures you never lose track of a prospective client again.</w:t>
-      </w:r>
-    </w:p>
-    <w:p/>
-    <w:p/>
+          <w:rFonts w:ascii="Cascadia Mono Light" w:eastAsia="BIZ UDPGothic" w:hAnsi="Cascadia Mono Light" w:cs="Times New Roman"/>
+          <w:sz w:val="24"/>
+          <w:szCs w:val="24"/>
+          <w:lang w:val="en-IN" w:eastAsia="en-IN"/>
+        </w:rPr>
+      </w:pPr>
+      <w:r>
+        <w:rPr>
+          <w:rFonts w:ascii="Cascadia Mono Light" w:eastAsia="BIZ UDPGothic" w:hAnsi="Cascadia Mono Light" w:cs="Calibri"/>
+          <w:color w:val="000000"/>
+          <w:lang w:val="en-IN" w:eastAsia="en-IN"/>
+        </w:rPr>
+        <w:t>We are a team of software engineers, data strategists, software Sales Professionals and customer success advocates dedicated to the belief that successful people keep moving. </w:t>
+      </w:r>
+    </w:p>
+    <w:p>
+      <w:pPr>
+        <w:rPr>
+          <w:rFonts w:ascii="Cascadia Mono Light" w:eastAsia="BIZ UDPGothic" w:hAnsi="Cascadia Mono Light" w:cs="Times New Roman"/>
+          <w:sz w:val="24"/>
+          <w:szCs w:val="24"/>
+          <w:lang w:val="en-IN" w:eastAsia="en-IN"/>
+        </w:rPr>
+      </w:pPr>
+    </w:p>
+    <w:p>
+      <w:pPr>
+        <w:rPr>
+          <w:rFonts w:ascii="Cascadia Mono Light" w:eastAsia="BIZ UDPGothic" w:hAnsi="Cascadia Mono Light" w:cs="Calibri"/>
+          <w:color w:val="000000"/>
+          <w:lang w:val="en-IN" w:eastAsia="en-IN"/>
+        </w:rPr>
+      </w:pPr>
+      <w:r>
+        <w:rPr>
+          <w:rFonts w:ascii="Cascadia Mono Light" w:eastAsia="BIZ UDPGothic" w:hAnsi="Cascadia Mono Light" w:cs="Calibri"/>
+          <w:color w:val="000000"/>
+          <w:lang w:val="en-IN" w:eastAsia="en-IN"/>
+        </w:rPr>
+        <w:t>We understand that in a fast-paced market, "inquiries" are more than just data points - they are the Life and Blood of your business. That is why we built a platform that ensures you never lose track of a prospective client again.</w:t>
+      </w:r>
+    </w:p>
+    <w:p>
+      <w:pPr>
+        <w:rPr>
+          <w:rFonts w:ascii="Cascadia Mono Light" w:eastAsia="BIZ UDPGothic" w:hAnsi="Cascadia Mono Light" w:cs="Times New Roman"/>
+          <w:sz w:val="24"/>
+          <w:szCs w:val="24"/>
+          <w:lang w:val="en-IN" w:eastAsia="en-IN"/>
+        </w:rPr>
+      </w:pPr>
+    </w:p>
     <w:p>
       <w:pPr>
         <w:pStyle w:val="Heading2"/>
-      </w:pPr>
-      <w:r>
+        <w:rPr>
+          <w:rFonts w:eastAsia="BIZ UDPGothic"/>
+          <w:color w:val="17365D" w:themeColor="text2" w:themeShade="BF"/>
+          <w:lang w:val="en-IN" w:eastAsia="en-IN"/>
+        </w:rPr>
+      </w:pPr>
+      <w:r>
+        <w:rPr>
+          <w:rFonts w:eastAsia="BIZ UDPGothic"/>
+          <w:color w:val="17365D" w:themeColor="text2" w:themeShade="BF"/>
+          <w:lang w:val="en-IN" w:eastAsia="en-IN"/>
+        </w:rPr>
         <w:t>Why Choose Us?</w:t>
       </w:r>
     </w:p>
     <w:p>
       <w:pPr>
         <w:rPr>
-          <w:rFonts w:ascii="Bahnschrift SemiLight" w:hAnsi="Bahnschrift SemiLight"/>
-        </w:rPr>
-      </w:pPr>
-      <w:r>
-        <w:rPr>
-          <w:rFonts w:ascii="Bahnschrift SemiLight" w:hAnsi="Bahnschrift SemiLight"/>
+          <w:rFonts w:ascii="Cascadia Mono Light" w:eastAsia="BIZ UDPGothic" w:hAnsi="Cascadia Mono Light" w:cs="Times New Roman"/>
+          <w:sz w:val="24"/>
+          <w:szCs w:val="24"/>
+          <w:lang w:val="en-IN" w:eastAsia="en-IN"/>
+        </w:rPr>
+      </w:pPr>
+      <w:r>
+        <w:rPr>
+          <w:rFonts w:ascii="Cascadia Mono Light" w:eastAsia="BIZ UDPGothic" w:hAnsi="Cascadia Mono Light" w:cs="Calibri"/>
+          <w:color w:val="000000"/>
+          <w:lang w:val="en-IN" w:eastAsia="en-IN"/>
         </w:rPr>
         <w:t>Our software doesn't just store data; it reminds you when it’s time to follow up, turning potential leads into long-term partnerships.</w:t>
       </w:r>
@@ -159,19 +244,27 @@
     <w:p>
       <w:pPr>
         <w:rPr>
-          <w:rFonts w:ascii="Bahnschrift SemiLight" w:hAnsi="Bahnschrift SemiLight"/>
-        </w:rPr>
-      </w:pPr>
-    </w:p>
-    <w:p>
-      <w:pPr>
-        <w:rPr>
-          <w:rFonts w:ascii="Bahnschrift SemiLight" w:hAnsi="Bahnschrift SemiLight"/>
-        </w:rPr>
-      </w:pPr>
-      <w:r>
-        <w:rPr>
-          <w:rFonts w:ascii="Bahnschrift SemiLight" w:hAnsi="Bahnschrift SemiLight"/>
+          <w:rFonts w:ascii="Cascadia Mono Light" w:eastAsia="BIZ UDPGothic" w:hAnsi="Cascadia Mono Light" w:cs="Times New Roman"/>
+          <w:sz w:val="24"/>
+          <w:szCs w:val="24"/>
+          <w:lang w:val="en-IN" w:eastAsia="en-IN"/>
+        </w:rPr>
+      </w:pPr>
+    </w:p>
+    <w:p>
+      <w:pPr>
+        <w:rPr>
+          <w:rFonts w:ascii="Cascadia Mono Light" w:eastAsia="BIZ UDPGothic" w:hAnsi="Cascadia Mono Light" w:cs="Times New Roman"/>
+          <w:sz w:val="24"/>
+          <w:szCs w:val="24"/>
+          <w:lang w:val="en-IN" w:eastAsia="en-IN"/>
+        </w:rPr>
+      </w:pPr>
+      <w:r>
+        <w:rPr>
+          <w:rFonts w:ascii="Cascadia Mono Light" w:eastAsia="BIZ UDPGothic" w:hAnsi="Cascadia Mono Light" w:cs="Calibri"/>
+          <w:color w:val="000000"/>
+          <w:lang w:val="en-IN" w:eastAsia="en-IN"/>
         </w:rPr>
         <w:t>We believe technology should work for you, not the other way around. Our interface is designed to be seamless, reducing administrative friction so you can maintain your momentum.</w:t>
       </w:r>
@@ -179,41 +272,73 @@
     <w:p>
       <w:pPr>
         <w:rPr>
-          <w:rFonts w:ascii="Bahnschrift SemiLight" w:hAnsi="Bahnschrift SemiLight"/>
-        </w:rPr>
-      </w:pPr>
-    </w:p>
-    <w:p>
-      <w:pPr>
-        <w:rPr>
-          <w:rFonts w:ascii="Bahnschrift SemiLight" w:hAnsi="Bahnschrift SemiLight"/>
-        </w:rPr>
-      </w:pPr>
-      <w:r>
-        <w:rPr>
-          <w:rFonts w:ascii="Bahnschrift SemiLight" w:hAnsi="Bahnschrift SemiLight"/>
-        </w:rPr>
-        <w:t>We are obsessed with efficiency, Commitment to Growth. By automating the routine, we empower you to spend more time on the strategic work that drives your business forward.</w:t>
-      </w:r>
-    </w:p>
-    <w:p/>
+          <w:rFonts w:ascii="Cascadia Mono Light" w:eastAsia="BIZ UDPGothic" w:hAnsi="Cascadia Mono Light" w:cs="Times New Roman"/>
+          <w:sz w:val="24"/>
+          <w:szCs w:val="24"/>
+          <w:lang w:val="en-IN" w:eastAsia="en-IN"/>
+        </w:rPr>
+      </w:pPr>
+    </w:p>
+    <w:p>
+      <w:pPr>
+        <w:rPr>
+          <w:rFonts w:ascii="Cascadia Mono Light" w:eastAsia="BIZ UDPGothic" w:hAnsi="Cascadia Mono Light" w:cs="Times New Roman"/>
+          <w:sz w:val="24"/>
+          <w:szCs w:val="24"/>
+          <w:lang w:val="en-IN" w:eastAsia="en-IN"/>
+        </w:rPr>
+      </w:pPr>
+      <w:r>
+        <w:rPr>
+          <w:rFonts w:ascii="Cascadia Mono Light" w:eastAsia="BIZ UDPGothic" w:hAnsi="Cascadia Mono Light" w:cs="Calibri"/>
+          <w:color w:val="000000"/>
+          <w:lang w:val="en-IN" w:eastAsia="en-IN"/>
+        </w:rPr>
+        <w:t>We are obsessed with efficiency, Commitment to Growth. By automating the routine, we empower you to spend more time on the strategies that drives your business forward.</w:t>
+      </w:r>
+    </w:p>
+    <w:p>
+      <w:pPr>
+        <w:rPr>
+          <w:rFonts w:ascii="Cascadia Mono Light" w:eastAsia="BIZ UDPGothic" w:hAnsi="Cascadia Mono Light" w:cs="Times New Roman"/>
+          <w:sz w:val="24"/>
+          <w:szCs w:val="24"/>
+          <w:lang w:val="en-IN" w:eastAsia="en-IN"/>
+        </w:rPr>
+      </w:pPr>
+    </w:p>
     <w:p>
       <w:pPr>
         <w:pStyle w:val="Heading2"/>
-      </w:pPr>
-      <w:r>
+        <w:rPr>
+          <w:rFonts w:eastAsia="BIZ UDPGothic"/>
+          <w:color w:val="17365D" w:themeColor="text2" w:themeShade="BF"/>
+          <w:lang w:val="en-IN" w:eastAsia="en-IN"/>
+        </w:rPr>
+      </w:pPr>
+      <w:r>
+        <w:rPr>
+          <w:rFonts w:eastAsia="BIZ UDPGothic"/>
+          <w:color w:val="17365D" w:themeColor="text2" w:themeShade="BF"/>
+          <w:lang w:val="en-IN" w:eastAsia="en-IN"/>
+        </w:rPr>
         <w:t>Our Vision</w:t>
       </w:r>
     </w:p>
     <w:p>
       <w:pPr>
         <w:rPr>
-          <w:rFonts w:ascii="Bahnschrift SemiLight" w:hAnsi="Bahnschrift SemiLight"/>
-        </w:rPr>
-      </w:pPr>
-      <w:r>
-        <w:rPr>
-          <w:rFonts w:ascii="Bahnschrift SemiLight" w:hAnsi="Bahnschrift SemiLight"/>
+          <w:rFonts w:ascii="Cascadia Mono Light" w:eastAsia="BIZ UDPGothic" w:hAnsi="Cascadia Mono Light" w:cs="Times New Roman"/>
+          <w:sz w:val="24"/>
+          <w:szCs w:val="24"/>
+          <w:lang w:val="en-IN" w:eastAsia="en-IN"/>
+        </w:rPr>
+      </w:pPr>
+      <w:r>
+        <w:rPr>
+          <w:rFonts w:ascii="Cascadia Mono Light" w:eastAsia="BIZ UDPGothic" w:hAnsi="Cascadia Mono Light" w:cs="Calibri"/>
+          <w:color w:val="000000"/>
+          <w:lang w:val="en-IN" w:eastAsia="en-IN"/>
         </w:rPr>
         <w:t>We envision a future where business communication is effortless. We are constantly iterating our technology to ensure that as your business scales, your management tools evolve with you. Because when your processes are streamlined, the only direction you can go is up.</w:t>
       </w:r>
@@ -527,6 +652,23 @@
       <w:szCs w:val="26"/>
     </w:rPr>
   </w:style>
+  <w:style w:type="paragraph" w:styleId="NormalWeb">
+    <w:name w:val="Normal (Web)"/>
+    <w:basedOn w:val="Normal"/>
+    <w:uiPriority w:val="99"/>
+    <w:semiHidden/>
+    <w:unhideWhenUsed/>
+    <w:rsid w:val="00DF5341"/>
+    <w:pPr>
+      <w:spacing w:before="100" w:beforeAutospacing="1" w:after="100" w:afterAutospacing="1"/>
+    </w:pPr>
+    <w:rPr>
+      <w:rFonts w:ascii="Times New Roman" w:eastAsia="Times New Roman" w:hAnsi="Times New Roman" w:cs="Times New Roman"/>
+      <w:sz w:val="24"/>
+      <w:szCs w:val="24"/>
+      <w:lang w:val="en-IN" w:eastAsia="en-IN"/>
+    </w:rPr>
+  </w:style>
 </w:styles>
 </file>
 
@@ -827,6 +969,23 @@
       <w:color w:val="4F81BD" w:themeColor="accent1"/>
       <w:sz w:val="26"/>
       <w:szCs w:val="26"/>
+    </w:rPr>
+  </w:style>
+  <w:style w:type="paragraph" w:styleId="NormalWeb">
+    <w:name w:val="Normal (Web)"/>
+    <w:basedOn w:val="Normal"/>
+    <w:uiPriority w:val="99"/>
+    <w:semiHidden/>
+    <w:unhideWhenUsed/>
+    <w:rsid w:val="00DF5341"/>
+    <w:pPr>
+      <w:spacing w:before="100" w:beforeAutospacing="1" w:after="100" w:afterAutospacing="1"/>
+    </w:pPr>
+    <w:rPr>
+      <w:rFonts w:ascii="Times New Roman" w:eastAsia="Times New Roman" w:hAnsi="Times New Roman" w:cs="Times New Roman"/>
+      <w:sz w:val="24"/>
+      <w:szCs w:val="24"/>
+      <w:lang w:val="en-IN" w:eastAsia="en-IN"/>
     </w:rPr>
   </w:style>
 </w:styles>
